--- a/reports/Chan_Arsenii_CSC44800_FinalReport.docx
+++ b/reports/Chan_Arsenii_CSC44800_FinalReport.docx
@@ -133,7 +133,7 @@
           <w:sz w:val="24"/>
           <w:szCs w:val="24"/>
         </w:rPr>
-        <w:t xml:space="preserve">The headline is honest about three things. First, the pre-registered design was infeasible for Enron. Under the strict LOCO + time-controlled rule no eligible training data exists, because Enron's filing date precedes every peer in every other cohort. Enron is excluded from the primary results; the exclusion is a finding about pre-registration, not fraud detection. Second, of the five remaining cohorts only Lehman ranks in the top three (rank 3/13, sentence-level Mann-Whitney p ≈ 1.3 × 10⁻⁹, rank-biserial effect +0.12); the other four (HealthSouth 7/12, Tyco 9/13, Valeant 8/13, WorldCom 12/13) rank no better than the random baseline (expected rank ≈ 7). Aggregate hit-rates are at or below the random baseline. Third, a post-hoc TF-IDF + truncated-SVD trivial baseline matches or exceeds the autoencoder on every cohort and produces a stronger Lehman signal (p ≈ 5 × 10⁻²², rank 1/13). On this dataset, the 2020s neural model adds no measurable signal beyond a 1990s latent-semantic-analysis baseline. The contribution is methodological: pre-registration that survives an uncomfortable result, plus a baseline check the field claims to want and rarely produces.</w:t>
+        <w:t xml:space="preserve">The headline has three constraints. The pre-registered design was infeasible for Enron: under the strict LOCO + time-controlled rule no eligible training data exists, because Enron's filing date precedes every peer in every other cohort. Enron is excluded from the primary results, and the exclusion is itself a finding about pre-registration, not fraud detection. Of the five remaining cohorts, only Lehman ranks in the top three (rank 3/13, sentence-level Mann-Whitney p ≈ 1.3 × 10⁻⁹, rank-biserial effect +0.12); the other four (HealthSouth 7/12, Tyco 9/13, Valeant 8/13, WorldCom 12/13) rank no better than the random-baseline expected rank ((N+1)/2 ≈ 7). Aggregate hit-rates fall at or below random expectation. A post-hoc TF-IDF + truncated-SVD trivial baseline matches or exceeds the autoencoder on every cohort and produces a stronger Lehman signal (p ≈ 5 × 10⁻²², rank 1/13). On this dataset, the 2020s neural model adds no measurable signal beyond a 1990s latent-semantic-analysis baseline. The contribution is limited: a frozen pre-registered evaluation that produced a null result, plus an explicitly post-hoc baseline check that further constrained its interpretation.</w:t>
       </w:r>
     </w:p>
     <w:p>
@@ -221,7 +221,7 @@
           <w:sz w:val="24"/>
           <w:szCs w:val="24"/>
         </w:rPr>
-        <w:t xml:space="preserve">Section 2 states the methodological contract that governs every downstream choice. Section 3 describes the data construction. Section 4 covers MD&amp;A extraction. Section 5 specifies the single signal. Section 6 covers the statistical defense, including the post-hoc TF-IDF baseline added during the post-observation review. Section 7 reports per-fraud results. Section 8 collects conclusions, limitations, and future work.</w:t>
+        <w:t xml:space="preserve">Section 2 states the methodological contract that governs every downstream choice. Section 3 describes the data construction. Section 4 covers MD&amp;A extraction. Section 5 specifies the single signal. Section 6 covers the statistical defense, including an explicitly post-hoc TF-IDF baseline check added after observing the primary autoencoder result. Section 7 reports per-fraud results. Section 8 collects conclusions, limitations, and future work.</w:t>
       </w:r>
     </w:p>
     <w:p>
@@ -235,7 +235,7 @@
           <w:sz w:val="24"/>
           <w:szCs w:val="24"/>
         </w:rPr>
-        <w:t xml:space="preserve">Canary is not a fraud detector. The project is a comparative novelty study with N = 6 positive examples, evaluated as a held-out probe set under a contract that was written down and immutable before any number was looked at. The discipline of the contract is the deliverable; the numbers it produced are evidence the contract held.</w:t>
+        <w:t xml:space="preserve">Canary is not a fraud detector. The project is a comparative novelty study with N = 6 positive examples, evaluated as a held-out probe set under a contract written down and immutable before any number was looked at. The contract prevented tuning after seeing the results; the numbers reported here are what that one-pass evaluation produced.</w:t>
       </w:r>
     </w:p>
     <w:p>
@@ -621,7 +621,7 @@
           <w:sz w:val="24"/>
           <w:szCs w:val="24"/>
         </w:rPr>
-        <w:t xml:space="preserve">Three rules govern the analysis. The first is leave-one-cohort-out: for each held-out fraud cohort C, the autoencoder is trained on clean peer filings from cohorts other than C, and the fraud filing in C and its peers are never in the training set. The second is time-controlled training: within that LOCO training set, only filings dated on or before each fraud's filing date are eligible, so the model cannot be informed by post-fraud disclosure language. The third is single-pass, no tuning: architecture, hyperparameters, sentence cap, seeds, and the test set were all committed before validation, and no tuning of any of these choices took place after observing per-fraud rank numbers.</w:t>
+        <w:t xml:space="preserve">Three rules govern the analysis. The first is leave-one-cohort-out: for each held-out fraud cohort C, the autoencoder is trained on clean peer filings from cohorts other than C, and the fraud filing in C and its peers are never in the training set. The second is time-controlled training: within that LOCO training set, only filings dated on or before each fraud's filing date are eligible, so the autoencoder's training corpus excludes later filings. The frozen MiniLM encoder is pretrained on general web text and is not time-controlled, which is named as a separate contamination caveat in Section 8. The third is single-pass, no tuning: architecture, hyperparameters, sentence cap, seeds, and the test set were all committed before validation, and no tuning of any of these choices took place after observing per-fraud rank numbers.</w:t>
       </w:r>
     </w:p>
     <w:p>
@@ -649,7 +649,7 @@
           <w:sz w:val="24"/>
           <w:szCs w:val="24"/>
         </w:rPr>
-        <w:t xml:space="preserve">What this project deliberately does not do: call itself a fraud detector; train any supervised classifier on fraud labels; use Benford's Law (an early draft did; the second adversarial review pointed out Benford applies to financial-statement line items, not narrative); include foreign-issuer 20-Fs; compose multiple signals into a "Canary score"; claim that any fraud would have been "flagged N months early"; or modify the primary configuration after observing primary results.</w:t>
+        <w:t xml:space="preserve">What this project deliberately does not do: call itself a fraud detector; train any supervised classifier on fraud labels; use Benford's Law (Benford's Law applies to financial-statement line items, not narrative prose, so it was removed from the spec before any code ran); include foreign-issuer 20-Fs; compose multiple signals into a "Canary score"; claim that any fraud would have been "flagged N months early"; or modify the primary configuration after observing primary results.</w:t>
       </w:r>
     </w:p>
     <w:p>
@@ -695,12 +695,12 @@
           <w:sz w:val="20"/>
           <w:szCs w:val="20"/>
         </w:rPr>
-        <w:t xml:space="preserve">Table 1. Held-out fraud filings.</w:t>
+        <w:t xml:space="preserve">Table 1. Held-out fraud filings. CIKs are in the repo manifest at data/processed/fraud_manifest.json.</w:t>
       </w:r>
     </w:p>
     <w:tbl>
       <w:tblPr>
-        <w:tblW w:type="dxa" w:w="7360"/>
+        <w:tblW w:type="dxa" w:w="9360"/>
         <w:tblBorders>
           <w:top w:val="single" w:color="auto" w:sz="4"/>
           <w:left w:val="single" w:color="auto" w:sz="4"/>
@@ -711,13 +711,12 @@
         </w:tblBorders>
       </w:tblPr>
       <w:tblGrid>
-        <w:gridCol w:w="600"/>
-        <w:gridCol w:w="1900"/>
-        <w:gridCol w:w="1100"/>
-        <w:gridCol w:w="500"/>
-        <w:gridCol w:w="1200"/>
         <w:gridCol w:w="700"/>
-        <w:gridCol w:w="1360"/>
+        <w:gridCol w:w="3200"/>
+        <w:gridCol w:w="800"/>
+        <w:gridCol w:w="1500"/>
+        <w:gridCol w:w="1000"/>
+        <w:gridCol w:w="2160"/>
       </w:tblGrid>
       <w:tr>
         <w:trPr>
@@ -815,7 +814,7 @@
                 <w:sz w:val="20"/>
                 <w:szCs w:val="20"/>
               </w:rPr>
-              <w:t xml:space="preserve">CIK</w:t>
+              <w:t xml:space="preserve">FY</w:t>
             </w:r>
           </w:p>
         </w:tc>
@@ -847,7 +846,7 @@
                 <w:sz w:val="20"/>
                 <w:szCs w:val="20"/>
               </w:rPr>
-              <w:t xml:space="preserve">FY</w:t>
+              <w:t xml:space="preserve">Filed</w:t>
             </w:r>
           </w:p>
         </w:tc>
@@ -879,7 +878,7 @@
                 <w:sz w:val="20"/>
                 <w:szCs w:val="20"/>
               </w:rPr>
-              <w:t xml:space="preserve">Filed</w:t>
+              <w:t xml:space="preserve">SIC</w:t>
             </w:r>
           </w:p>
         </w:tc>
@@ -911,38 +910,6 @@
                 <w:sz w:val="20"/>
                 <w:szCs w:val="20"/>
               </w:rPr>
-              <w:t xml:space="preserve">SIC</w:t>
-            </w:r>
-          </w:p>
-        </w:tc>
-        <w:tc>
-          <w:tcPr>
-            <w:tcBorders>
-              <w:top w:val="single" w:color="000000" w:sz="1"/>
-              <w:left w:val="single" w:color="000000" w:sz="1"/>
-              <w:bottom w:val="single" w:color="000000" w:sz="1"/>
-              <w:right w:val="single" w:color="000000" w:sz="1"/>
-            </w:tcBorders>
-            <w:shd w:fill="EDEDED" w:color="auto" w:val="clear"/>
-            <w:tcMar>
-              <w:top w:type="dxa" w:w="80"/>
-              <w:left w:type="dxa" w:w="120"/>
-              <w:bottom w:type="dxa" w:w="80"/>
-              <w:right w:type="dxa" w:w="120"/>
-            </w:tcMar>
-          </w:tcPr>
-          <w:p>
-            <w:pPr>
-              <w:spacing w:line="240" w:lineRule="auto"/>
-            </w:pPr>
-            <w:r>
-              <w:rPr>
-                <w:rFonts w:ascii="Times New Roman" w:cs="Times New Roman" w:eastAsia="Times New Roman" w:hAnsi="Times New Roman"/>
-                <w:b/>
-                <w:bCs/>
-                <w:sz w:val="20"/>
-                <w:szCs w:val="20"/>
-              </w:rPr>
               <w:t xml:space="preserve">Days pre-disc.</w:t>
             </w:r>
           </w:p>
@@ -1032,35 +999,6 @@
                 <w:sz w:val="20"/>
                 <w:szCs w:val="20"/>
               </w:rPr>
-              <w:t xml:space="preserve">0001024401</w:t>
-            </w:r>
-          </w:p>
-        </w:tc>
-        <w:tc>
-          <w:tcPr>
-            <w:tcBorders>
-              <w:top w:val="single" w:color="000000" w:sz="1"/>
-              <w:left w:val="single" w:color="000000" w:sz="1"/>
-              <w:bottom w:val="single" w:color="000000" w:sz="1"/>
-              <w:right w:val="single" w:color="000000" w:sz="1"/>
-            </w:tcBorders>
-            <w:tcMar>
-              <w:top w:type="dxa" w:w="80"/>
-              <w:left w:type="dxa" w:w="120"/>
-              <w:bottom w:type="dxa" w:w="80"/>
-              <w:right w:type="dxa" w:w="120"/>
-            </w:tcMar>
-          </w:tcPr>
-          <w:p>
-            <w:pPr>
-              <w:spacing w:line="240" w:lineRule="auto"/>
-            </w:pPr>
-            <w:r>
-              <w:rPr>
-                <w:rFonts w:ascii="Times New Roman" w:cs="Times New Roman" w:eastAsia="Times New Roman" w:hAnsi="Times New Roman"/>
-                <w:sz w:val="20"/>
-                <w:szCs w:val="20"/>
-              </w:rPr>
               <w:t xml:space="preserve">2000</w:t>
             </w:r>
           </w:p>
@@ -1237,35 +1175,6 @@
                 <w:sz w:val="20"/>
                 <w:szCs w:val="20"/>
               </w:rPr>
-              <w:t xml:space="preserve">0000723527</w:t>
-            </w:r>
-          </w:p>
-        </w:tc>
-        <w:tc>
-          <w:tcPr>
-            <w:tcBorders>
-              <w:top w:val="single" w:color="000000" w:sz="1"/>
-              <w:left w:val="single" w:color="000000" w:sz="1"/>
-              <w:bottom w:val="single" w:color="000000" w:sz="1"/>
-              <w:right w:val="single" w:color="000000" w:sz="1"/>
-            </w:tcBorders>
-            <w:tcMar>
-              <w:top w:type="dxa" w:w="80"/>
-              <w:left w:type="dxa" w:w="120"/>
-              <w:bottom w:type="dxa" w:w="80"/>
-              <w:right w:type="dxa" w:w="120"/>
-            </w:tcMar>
-          </w:tcPr>
-          <w:p>
-            <w:pPr>
-              <w:spacing w:line="240" w:lineRule="auto"/>
-            </w:pPr>
-            <w:r>
-              <w:rPr>
-                <w:rFonts w:ascii="Times New Roman" w:cs="Times New Roman" w:eastAsia="Times New Roman" w:hAnsi="Times New Roman"/>
-                <w:sz w:val="20"/>
-                <w:szCs w:val="20"/>
-              </w:rPr>
               <w:t xml:space="preserve">2001</w:t>
             </w:r>
           </w:p>
@@ -1442,35 +1351,6 @@
                 <w:sz w:val="20"/>
                 <w:szCs w:val="20"/>
               </w:rPr>
-              <w:t xml:space="preserve">0000833444</w:t>
-            </w:r>
-          </w:p>
-        </w:tc>
-        <w:tc>
-          <w:tcPr>
-            <w:tcBorders>
-              <w:top w:val="single" w:color="000000" w:sz="1"/>
-              <w:left w:val="single" w:color="000000" w:sz="1"/>
-              <w:bottom w:val="single" w:color="000000" w:sz="1"/>
-              <w:right w:val="single" w:color="000000" w:sz="1"/>
-            </w:tcBorders>
-            <w:tcMar>
-              <w:top w:type="dxa" w:w="80"/>
-              <w:left w:type="dxa" w:w="120"/>
-              <w:bottom w:type="dxa" w:w="80"/>
-              <w:right w:type="dxa" w:w="120"/>
-            </w:tcMar>
-          </w:tcPr>
-          <w:p>
-            <w:pPr>
-              <w:spacing w:line="240" w:lineRule="auto"/>
-            </w:pPr>
-            <w:r>
-              <w:rPr>
-                <w:rFonts w:ascii="Times New Roman" w:cs="Times New Roman" w:eastAsia="Times New Roman" w:hAnsi="Times New Roman"/>
-                <w:sz w:val="20"/>
-                <w:szCs w:val="20"/>
-              </w:rPr>
               <w:t xml:space="preserve">2001</w:t>
             </w:r>
           </w:p>
@@ -1647,35 +1527,6 @@
                 <w:sz w:val="20"/>
                 <w:szCs w:val="20"/>
               </w:rPr>
-              <w:t xml:space="preserve">0000785161</w:t>
-            </w:r>
-          </w:p>
-        </w:tc>
-        <w:tc>
-          <w:tcPr>
-            <w:tcBorders>
-              <w:top w:val="single" w:color="000000" w:sz="1"/>
-              <w:left w:val="single" w:color="000000" w:sz="1"/>
-              <w:bottom w:val="single" w:color="000000" w:sz="1"/>
-              <w:right w:val="single" w:color="000000" w:sz="1"/>
-            </w:tcBorders>
-            <w:tcMar>
-              <w:top w:type="dxa" w:w="80"/>
-              <w:left w:type="dxa" w:w="120"/>
-              <w:bottom w:type="dxa" w:w="80"/>
-              <w:right w:type="dxa" w:w="120"/>
-            </w:tcMar>
-          </w:tcPr>
-          <w:p>
-            <w:pPr>
-              <w:spacing w:line="240" w:lineRule="auto"/>
-            </w:pPr>
-            <w:r>
-              <w:rPr>
-                <w:rFonts w:ascii="Times New Roman" w:cs="Times New Roman" w:eastAsia="Times New Roman" w:hAnsi="Times New Roman"/>
-                <w:sz w:val="20"/>
-                <w:szCs w:val="20"/>
-              </w:rPr>
               <w:t xml:space="preserve">2001</w:t>
             </w:r>
           </w:p>
@@ -1852,35 +1703,6 @@
                 <w:sz w:val="20"/>
                 <w:szCs w:val="20"/>
               </w:rPr>
-              <w:t xml:space="preserve">0000885590</w:t>
-            </w:r>
-          </w:p>
-        </w:tc>
-        <w:tc>
-          <w:tcPr>
-            <w:tcBorders>
-              <w:top w:val="single" w:color="000000" w:sz="1"/>
-              <w:left w:val="single" w:color="000000" w:sz="1"/>
-              <w:bottom w:val="single" w:color="000000" w:sz="1"/>
-              <w:right w:val="single" w:color="000000" w:sz="1"/>
-            </w:tcBorders>
-            <w:tcMar>
-              <w:top w:type="dxa" w:w="80"/>
-              <w:left w:type="dxa" w:w="120"/>
-              <w:bottom w:type="dxa" w:w="80"/>
-              <w:right w:type="dxa" w:w="120"/>
-            </w:tcMar>
-          </w:tcPr>
-          <w:p>
-            <w:pPr>
-              <w:spacing w:line="240" w:lineRule="auto"/>
-            </w:pPr>
-            <w:r>
-              <w:rPr>
-                <w:rFonts w:ascii="Times New Roman" w:cs="Times New Roman" w:eastAsia="Times New Roman" w:hAnsi="Times New Roman"/>
-                <w:sz w:val="20"/>
-                <w:szCs w:val="20"/>
-              </w:rPr>
               <w:t xml:space="preserve">2014</w:t>
             </w:r>
           </w:p>
@@ -2057,35 +1879,6 @@
                 <w:sz w:val="20"/>
                 <w:szCs w:val="20"/>
               </w:rPr>
-              <w:t xml:space="preserve">0000806085</w:t>
-            </w:r>
-          </w:p>
-        </w:tc>
-        <w:tc>
-          <w:tcPr>
-            <w:tcBorders>
-              <w:top w:val="single" w:color="000000" w:sz="1"/>
-              <w:left w:val="single" w:color="000000" w:sz="1"/>
-              <w:bottom w:val="single" w:color="000000" w:sz="1"/>
-              <w:right w:val="single" w:color="000000" w:sz="1"/>
-            </w:tcBorders>
-            <w:tcMar>
-              <w:top w:type="dxa" w:w="80"/>
-              <w:left w:type="dxa" w:w="120"/>
-              <w:bottom w:type="dxa" w:w="80"/>
-              <w:right w:type="dxa" w:w="120"/>
-            </w:tcMar>
-          </w:tcPr>
-          <w:p>
-            <w:pPr>
-              <w:spacing w:line="240" w:lineRule="auto"/>
-            </w:pPr>
-            <w:r>
-              <w:rPr>
-                <w:rFonts w:ascii="Times New Roman" w:cs="Times New Roman" w:eastAsia="Times New Roman" w:hAnsi="Times New Roman"/>
-                <w:sz w:val="20"/>
-                <w:szCs w:val="20"/>
-              </w:rPr>
               <w:t xml:space="preserve">2007</w:t>
             </w:r>
           </w:p>
@@ -2204,7 +1997,7 @@
           <w:sz w:val="24"/>
           <w:szCs w:val="24"/>
         </w:rPr>
-        <w:t xml:space="preserve">Two limitations of the data construction matter for interpretation. First, AAER and class-action screening were applied via editable deny-lists rather than systematic database lookups. A peer that committed undisclosed fraud could appear in a cohort and push the null toward zero, making the test conservative. Second, EDGAR reports each company's currently-reported SIC, which may differ from its at-time-of-filing SIC. I use what EDGAR currently reports and apply it symmetrically across fraud and peer filings. The rule above is the cleanest available, though not a perfect control for the firm's sector at the time of filing.</w:t>
+        <w:t xml:space="preserve">Two limitations of the data construction matter for interpretation. First, AAER and class-action screening were applied via editable deny-lists rather than systematic database lookups. A peer that committed undisclosed fraud could appear in a cohort, contaminating the peer pool and weakening interpretability of the result. Second, EDGAR reports each company's currently-reported SIC, which may differ from its at-time-of-filing SIC. I use what EDGAR currently reports and apply it symmetrically across fraud and peer filings. The rule above is the cleanest available, though not a perfect control for the firm's sector at the time of filing.</w:t>
       </w:r>
     </w:p>
     <w:p>
@@ -2248,7 +2041,7 @@
           <w:sz w:val="24"/>
           <w:szCs w:val="24"/>
         </w:rPr>
-        <w:t xml:space="preserve">I committed in advance to a hard 80% extraction-success gate before proceeding. The parser hits 73 of 78 filings (93.6%) across all six cohorts. All six fraud filings parsed successfully (100%); the five failures are pre-2001-vintage peer filings with missing primary-document attachments or missing Item 7A end-anchors. No manual extraction fixes were applied. Every parse is the parser's first attempt, so there is no possibility of asymmetric manual correction biasing the fraud-vs-peer comparison. Per-cohort detail is in reports/parsing_qa.md.</w:t>
+        <w:t xml:space="preserve">I committed in advance to a hard 80% extraction-success gate before proceeding. The parser hits 73 of 78 filings (93.6%) across all six cohorts. All six fraud filings parsed successfully (100%); the five failures are pre-2001-vintage peer filings with missing primary-document attachments or missing Item 7A end-anchors. No manual extraction fixes were applied. Every parse is the parser's first attempt, so manual correction cannot bias the fraud-vs-peer comparison. Per-cohort detail is in reports/parsing_qa.md.</w:t>
       </w:r>
     </w:p>
     <w:p>
@@ -2334,7 +2127,7 @@
           <w:sz w:val="24"/>
           <w:szCs w:val="24"/>
         </w:rPr>
-        <w:t xml:space="preserve">Two design choices that did not work were caught in the build before the spec was frozen and are documented for transparency. First, an early version of this pipeline used Benford's Law on MD&amp;A text as an auxiliary signal. The second adversarial review pointed out that Benford applies to financial-statement line items, not narrative prose, so the method was incoherent on its face; Benford was removed from the spec before any code ran. Second, the original peer-matching rule used SIC-1-digit codes; preliminary cohort assembly produced peer pools that were too heterogeneous (SIC-1 mixes consumer durables with industrial machinery, for example), so I tightened the rule to SIC-2-digit before freezing the spec. The autoencoder bottleneck dimension itself was frozen at 32 a priori without a sensitivity sweep; that is named as a limitation in Section 8 rather than fixed post-hoc, since changing the bottleneck after observing per-fraud rank numbers would have violated the contract.</w:t>
+        <w:t xml:space="preserve">Two design choices that did not work were caught in the build before the spec was frozen and are documented for transparency. First, an early version of this pipeline used Benford's Law on MD&amp;A text as an auxiliary signal. Benford's Law applies to financial-statement line items, not narrative prose, so the method was incoherent on its face; I removed it from the spec before any code ran. Second, the original peer-matching rule used SIC-1-digit codes; preliminary cohort assembly produced peer pools that were too heterogeneous (SIC-1 mixes consumer durables with industrial machinery, for example), so I tightened the rule to SIC-2-digit before freezing the spec. The autoencoder bottleneck dimension itself was frozen at 32 a priori without a sensitivity sweep; that is named as a limitation in Section 8 rather than fixed post-hoc, since changing the bottleneck after observing per-fraud rank numbers would have violated the contract.</w:t>
       </w:r>
     </w:p>
     <w:p>
@@ -2364,7 +2157,7 @@
           <w:sz w:val="24"/>
           <w:szCs w:val="24"/>
         </w:rPr>
-        <w:t xml:space="preserve">The frozen spec specifies four primary statistical analyses per cohort, all computed by scripts/06_validate.py. After observing primary results, a post-observation review added one additional analysis as a post-hoc check.</w:t>
+        <w:t xml:space="preserve">The frozen spec specifies four primary statistical analyses per cohort, all computed by scripts/06_validate.py. After observing the primary autoencoder result, I added one explicitly post-hoc baseline check.</w:t>
       </w:r>
     </w:p>
     <w:p>
@@ -2420,7 +2213,7 @@
           <w:sz w:val="24"/>
           <w:szCs w:val="24"/>
         </w:rPr>
-        <w:t xml:space="preserve">Post-hoc TF-IDF + truncated-SVD baseline. The single most important question a sharp reviewer can ask of this work is would a 1990s baseline produce the same result? If yes, the autoencoder is decoration on this dataset. To answer it, I implemented the exact analog of the autoencoder pipeline using TF-IDF features and truncated SVD as the bottleneck instead of MiniLM embeddings and a neural autoencoder. For each cohort I built the same training corpus and fit a TF-IDF vectorizer (English stop-word removal, sublinear term-frequency, 20,000-feature cap) followed by truncated SVD with 32 components. Per-sentence reconstruction error in the TF-IDF feature space is mean((x − UU^T x)^2) per sentence, aggregated to a filing-level mean. Outputs are at data/results/scores_tfidf.csv and data/results/per_fraud_metrics_tfidf.json.</w:t>
+        <w:t xml:space="preserve">Post-hoc TF-IDF + truncated-SVD baseline. A required baseline question for this work is whether a 1990s TF-IDF pipeline produces the same result. If yes, the autoencoder adds no evidence beyond the baseline on this dataset. To answer it, I implemented the exact analog of the autoencoder pipeline using TF-IDF features and truncated SVD as the bottleneck instead of MiniLM embeddings and a neural autoencoder. For each cohort I built the same training corpus and fit a TF-IDF vectorizer (English stop-word removal, sublinear term-frequency, 20,000-feature cap) followed by truncated SVD with 32 components. Per-sentence reconstruction error in the TF-IDF feature space is mean((x − UU^T x)^2) per sentence, aggregated to a filing-level mean. Outputs are at data/results/scores_tfidf.csv and data/results/per_fraud_metrics_tfidf.json.</w:t>
       </w:r>
     </w:p>
     <w:p>
@@ -2434,7 +2227,7 @@
           <w:sz w:val="24"/>
           <w:szCs w:val="24"/>
         </w:rPr>
-        <w:t xml:space="preserve">Pre-committed decision rule for post-hoc analyses. Before running either post-hoc analysis, I committed to two acceptance conditions: the TF-IDF baseline is reported as headline contribution only if it (i) matches or exceeds the autoencoder on aggregate hit-rate at any k and (ii) reproduces the autoencoder's per-cohort rank ordering on the cohort with the smallest pre-registered MW p-value. The post-hoc entity-masking ablation is reported only if Lehman's rank delta is at most one position. Both conditions held; had either failed, the corresponding analysis would have moved to the appendix.</w:t>
+        <w:t xml:space="preserve">Status of the post-hoc analyses. The TF-IDF baseline and the entity-masking ablation are post-hoc: both were added after observing the autoencoder's primary results, and the acceptance conditions for reporting them in the body (rather than the appendix) were authored at the same time. They are not confirmatory tests of a pre-registered hypothesis. Their role is diagnostic: they constrain the interpretation of the pre-registered null without changing it. The pre-registered primary result, including Enron's exclusion, is reported in Sections 7.1 and 7.2 unchanged whether or not these analyses had moved to the appendix.</w:t>
       </w:r>
     </w:p>
     <w:p>
@@ -2494,7 +2287,7 @@
           <w:sz w:val="24"/>
           <w:szCs w:val="24"/>
         </w:rPr>
-        <w:t xml:space="preserve">That outcome is correct under the contract, not a workaround for missing data. The honest reading is uncomfortable: the pre-registered design was infeasible for the most famous fraud in the dataset, and the design freeze did not catch the consequence. That is a finding about pre-registration, not fraud detection. It also illustrates a generalizable problem in held-out evaluation under temporal constraints. When held-out positive examples include the chronologically earliest one in the eligible universe, time-controlled training has no out-of-sample data to consume.</w:t>
+        <w:t xml:space="preserve">That outcome is correct under the contract, not a workaround for missing data. The pre-registered design was infeasible for Enron, and the design freeze did not catch the consequence. That is a finding about pre-registration, not fraud detection. It also illustrates a generalizable problem in held-out evaluation under temporal constraints: when held-out positive examples include the chronologically earliest one in the eligible universe, time-controlled training has no out-of-sample data to consume.</w:t>
       </w:r>
     </w:p>
     <w:p>
@@ -3816,7 +3609,7 @@
           <w:sz w:val="24"/>
           <w:szCs w:val="24"/>
         </w:rPr>
-        <w:t xml:space="preserve">Lehman is the only cohort that ranks among the top three. The Mann-Whitney p-value of 1.3 × 10⁻⁹ on Lehman is small, but must be read alongside the effect size: rank-biserial of +0.12 (small) with 1,051 fraud sentences against 5,763 peer sentences. Sentence-level p-values scale aggressively with sentence count under fixed effect size; the rank-biserial effect is the more honest summary statistic. The other four cohorts show negative effect sizes. Fraud per-sentence errors are statistically lower than peers', which means the autoencoder's signal on those cohorts is in the opposite of the predicted direction.</w:t>
+        <w:t xml:space="preserve">Lehman is the only fraud ranked better than random expectation, and that result is n=1. The Mann-Whitney p-value of 1.3 × 10⁻⁹ on Lehman is small, but must be read alongside the effect size: rank-biserial of +0.12 (small) with 1,051 fraud sentences against 5,763 peer sentences. Sentence-level p-values scale aggressively with sentence count under fixed effect size; the rank-biserial effect is the safer summary statistic. The other four cohorts show negative effect sizes. Fraud per-sentence errors are statistically lower than peers', which means the autoencoder's signal on those cohorts is in the opposite of the predicted direction.</w:t>
       </w:r>
     </w:p>
     <w:p>
@@ -5214,7 +5007,7 @@
           <w:sz w:val="24"/>
           <w:szCs w:val="24"/>
         </w:rPr>
-        <w:t xml:space="preserve">The TF-IDF + SVD32 baseline matches the autoencoder on Valeant and WorldCom and outperforms it on Lehman, HealthSouth, and Tyco. On Lehman, the trivial baseline lands the fraud at rank 1 of 13 with MW p ≈ 5 × 10⁻²² and rank-biserial +0.19, both stronger than the autoencoder. Aggregate hit-rates for the trivial baseline are hit@1 = 0.20, hit@3 = 0.20, hit@5 = 0.40. No other configuration in this study exceeds the random baseline at any k.</w:t>
+        <w:t xml:space="preserve">The TF-IDF + SVD32 baseline matches the autoencoder on Valeant and WorldCom and outperforms it on Lehman, HealthSouth, and Tyco. On Lehman, the trivial baseline lands the fraud at rank 1 of 13 with MW p ≈ 5 × 10⁻²² and rank-biserial +0.19, both stronger than the autoencoder. Aggregate hit-rates for the trivial baseline are hit@1 = 0.20, hit@3 = 0.20, hit@5 = 0.40. The post-hoc TF-IDF baseline is the only analysis here with any aggregate hit-rate above random.</w:t>
       </w:r>
     </w:p>
     <w:p>
@@ -5228,7 +5021,7 @@
           <w:sz w:val="24"/>
           <w:szCs w:val="24"/>
         </w:rPr>
-        <w:t xml:space="preserve">The interpretation requires care. The trivial baseline being competitive does not validate the autoencoder; it indicates that whatever signal exists at this dataset size is captured by sentence-level vocabulary distinctiveness alone. The signal that survives is text-distributional, not deep-learning-specific. At N = 6, on this signal, the 2020s neural model contributes nothing beyond a 1990s LSA baseline.</w:t>
+        <w:t xml:space="preserve">The interpretation requires care. The trivial baseline being competitive does not validate the autoencoder; it indicates that whatever signal exists at this dataset size is captured by sentence-level vocabulary distinctiveness alone. Whatever pattern appears here is text-distributional, not deep-learning-specific. At N = 6, on this signal, the 2020s neural model contributes nothing beyond a 1990s LSA baseline.</w:t>
       </w:r>
     </w:p>
     <w:p>
@@ -6208,7 +6001,7 @@
           <w:sz w:val="24"/>
           <w:szCs w:val="24"/>
         </w:rPr>
-        <w:t xml:space="preserve">Lehman's rank is invariant under masking 93 mentions, the literal-name-leakage hypothesis fails. The matching 93-replacement totals for LEH and TYC are coincidental: LEH = 64 "Lehman" + 29 "Lehman Brothers"; TYC = 87 "Tyco" + 6 "ADT". Topical leakage (post-2008 commentary on repo accounting or off-balance-sheet vehicles) remains disclosed but unaddressed empirically.</w:t>
+        <w:t xml:space="preserve">Lehman's rank is unchanged at 3/13 after masking 93 mentions; exact-token name leakage does not explain this rank. The matching 93-replacement totals for LEH and TYC are coincidental: LEH = 64 "Lehman" + 29 "Lehman Brothers"; TYC = 87 "Tyco" + 6 "ADT". Topical leakage (post-2008 commentary on repo accounting or off-balance-sheet vehicles) remains disclosed but unaddressed empirically.</w:t>
       </w:r>
     </w:p>
     <w:p>
@@ -6268,7 +6061,7 @@
           <w:sz w:val="24"/>
           <w:szCs w:val="24"/>
         </w:rPr>
-        <w:t xml:space="preserve">Three substantive findings emerged.</w:t>
+        <w:t xml:space="preserve">The results point to one negative finding and two qualifications. The pre-registered single-signal unsupervised novelty study on SEC 10-K MD&amp;A text, evaluated under strict LOCO + time-controlled training against six historical fraud filings, produces a negative result. Of five evaluable cohorts, four rank fraud filings no better than the random-baseline expected rank ((N+1)/2 ≈ 7); the single high-ranked cohort (Lehman, rank 3/13) is matched or exceeded by a 1990s-era TF-IDF + truncated-SVD trivial baseline. The first qualification is that the pre-registered design was infeasible for Enron under LOCO + time-controlled training because the chronologically earliest held-out positive has no eligible training data. That is a finding about pre-registration discipline, not fraud-detection capability, and a generalizable lesson: any held-out evaluation under temporal constraints must verify that every held-out positive admits at least one eligible training cohort under the proposed rule before the spec is frozen. The second qualification is that the trivial-baseline gap is the most decisive result. Without it, the project would have reported "Lehman is detectable" as the clean positive. With it, the honest claim is that Lehman is high-ranked under both methods, and the more expensive method does not beat the cheaper one. The lesson is that a result that loses to a baseline is not evidence for the neural model.</w:t>
       </w:r>
     </w:p>
     <w:p>
@@ -6282,49 +6075,7 @@
           <w:sz w:val="24"/>
           <w:szCs w:val="24"/>
         </w:rPr>
-        <w:t xml:space="preserve">First, a pre-registered single-signal unsupervised novelty study on SEC 10-K MD&amp;A text, evaluated under strict LOCO + time-controlled training against six historical fraud filings, produces a negative result. Of five evaluable cohorts, four rank fraud filings at or below the random-baseline expectation. The single positive cohort (Lehman) is matched or exceeded by a 1990s-era TF-IDF + truncated-SVD trivial baseline.</w:t>
-      </w:r>
-    </w:p>
-    <w:p>
-      <w:pPr>
-        <w:spacing w:line="480" w:lineRule="auto"/>
-        <w:ind w:firstLine="360"/>
-      </w:pPr>
-      <w:r>
-        <w:rPr>
-          <w:rFonts w:ascii="Times New Roman" w:cs="Times New Roman" w:eastAsia="Times New Roman" w:hAnsi="Times New Roman"/>
-          <w:sz w:val="24"/>
-          <w:szCs w:val="24"/>
-        </w:rPr>
-        <w:t xml:space="preserve">Second, the pre-registered design was infeasible for Enron under LOCO + time-controlled training because the chronologically earliest held-out positive has no eligible training data. That is a finding about pre-registration discipline, not fraud-detection capability. The second finding is also a generalizable lesson: any held-out evaluation under temporal constraints must verify that every held-out positive admits at least one eligible training cohort under the proposed rule before the spec is frozen.</w:t>
-      </w:r>
-    </w:p>
-    <w:p>
-      <w:pPr>
-        <w:spacing w:line="480" w:lineRule="auto"/>
-        <w:ind w:firstLine="360"/>
-      </w:pPr>
-      <w:r>
-        <w:rPr>
-          <w:rFonts w:ascii="Times New Roman" w:cs="Times New Roman" w:eastAsia="Times New Roman" w:hAnsi="Times New Roman"/>
-          <w:sz w:val="24"/>
-          <w:szCs w:val="24"/>
-        </w:rPr>
-        <w:t xml:space="preserve">Third, the trivial-baseline gap is the most decisive result. Without it, the project would have reported "Lehman is detectable" as the clean positive. With it, the honest claim is "Lehman is detectable by both methods, and the more expensive method does not beat the cheaper one." The lesson is that a sharp baseline is not optional; a result that does not survive a baseline check is not a result.</w:t>
-      </w:r>
-    </w:p>
-    <w:p>
-      <w:pPr>
-        <w:spacing w:line="480" w:lineRule="auto"/>
-        <w:ind w:firstLine="360"/>
-      </w:pPr>
-      <w:r>
-        <w:rPr>
-          <w:rFonts w:ascii="Times New Roman" w:cs="Times New Roman" w:eastAsia="Times New Roman" w:hAnsi="Times New Roman"/>
-          <w:sz w:val="24"/>
-          <w:szCs w:val="24"/>
-        </w:rPr>
-        <w:t xml:space="preserve">Three lessons follow from the work itself. Pre-registration was load-bearing only because the frozen spec held under data that disappointed: I did not iterate the autoencoder, redefine "clean," or retreat from Enron's exclusion. The Enron exclusion is content rather than missing data because Section 7.1 reports it as a finding. And the Lehman training-size confound, which is the obvious objection to the one positive cohort, is partially refuted by the project's own data: Valeant trained on more sentences (4,327) than Lehman (3,367) yet ranks 8/13, so training-corpus size alone does not explain Lehman's rank. The TF-IDF baseline reproduces the Lehman-specific result, which weakly argues for a real text-distributional Lehman signature rather than a method-specific artifact.</w:t>
+        <w:t xml:space="preserve">The work leaves two practical lessons. Pre-registration was load-bearing only because the frozen spec held under data that disappointed: I did not iterate the autoencoder, redefine "clean," or retreat from Enron's exclusion. The Enron exclusion is content rather than missing data because Section 7.1 reports it as a finding. The Lehman training-size confound, which is the obvious objection to the high-ranked cohort, is partially refuted by the project's own data: Valeant trained on more sentences (4,327) than Lehman (3,367) yet ranks 8/13, so training-corpus size alone does not explain Lehman's rank. The TF-IDF baseline reproduces the Lehman pattern using the same training corpora and same peer construction, which shows the pattern is not autoencoder-specific. It does not establish a fraud-specific Lehman signature; the result remains n=1 under both methods.</w:t>
       </w:r>
     </w:p>
     <w:p>

--- a/reports/Chan_Arsenii_CSC44800_FinalReport.docx
+++ b/reports/Chan_Arsenii_CSC44800_FinalReport.docx
@@ -133,7 +133,7 @@
           <w:sz w:val="24"/>
           <w:szCs w:val="24"/>
         </w:rPr>
-        <w:t xml:space="preserve">The headline has three constraints. The pre-registered design was infeasible for Enron: under the strict LOCO + time-controlled rule no eligible training data exists, because Enron's filing date precedes every peer in every other cohort. Enron is excluded from the primary results, and the exclusion is itself a finding about pre-registration, not fraud detection. Of the five remaining cohorts, only Lehman ranks in the top three (rank 3/13, sentence-level Mann-Whitney p ≈ 1.3 × 10⁻⁹, rank-biserial effect +0.12); the other four (HealthSouth 7/12, Tyco 9/13, Valeant 8/13, WorldCom 12/13) rank no better than the random-baseline expected rank ((N+1)/2 ≈ 7). Aggregate hit-rates fall at or below random expectation. A post-hoc TF-IDF + truncated-SVD trivial baseline matches or exceeds the autoencoder on every cohort and produces a stronger Lehman signal (p ≈ 5 × 10⁻²², rank 1/13). On this dataset, the 2020s neural model adds no measurable signal beyond a 1990s latent-semantic-analysis baseline. The contribution is limited: a frozen pre-registered evaluation that produced a null result, plus an explicitly post-hoc baseline check that further constrained its interpretation.</w:t>
+        <w:t xml:space="preserve">The headline has three constraints. The pre-registered design was infeasible for Enron: under the strict LOCO + time-controlled rule no eligible training data exists, because Enron's filing date precedes every peer in every other cohort. Enron is excluded from the primary results, and the exclusion is itself a finding about pre-registration, not fraud detection. Of the five remaining cohorts, only Lehman ranks in the top three (rank 3/13, sentence-level Mann-Whitney p ≈ 1.3 × 10⁻⁹, rank-biserial effect +0.12); the other four (HealthSouth 7/12, Tyco 9/13, Valeant 8/13, WorldCom 12/13) rank no better than the random-baseline expected rank ((N+1)/2 ≈ 7). Aggregate hit-rates fall at or below random expectation. A post-hoc TF-IDF + truncated-SVD trivial baseline matches or exceeds the autoencoder on every cohort and produces a stronger Lehman signal (p ≈ 5 × 10⁻²², rank 1/13). On this dataset, the 2020s neural model shows no advantage over a 1990s latent-semantic-analysis baseline. The contribution is limited: a frozen pre-registered evaluation that produced a null result, plus an explicitly post-hoc baseline check that further constrained its interpretation.</w:t>
       </w:r>
     </w:p>
     <w:p>
@@ -235,7 +235,7 @@
           <w:sz w:val="24"/>
           <w:szCs w:val="24"/>
         </w:rPr>
-        <w:t xml:space="preserve">Canary is not a fraud detector. The project is a comparative novelty study with N = 6 positive examples, evaluated as a held-out probe set under a contract written down and immutable before any number was looked at. The contract prevented tuning after seeing the results; the numbers reported here are what that one-pass evaluation produced.</w:t>
+        <w:t xml:space="preserve">Canary is not a fraud detector. The project is a comparative novelty study with N = 6 positive examples, evaluated as a held-out probe set under a contract written down and immutable before any number was looked at. The contract prevented tuning after seeing the results; the numbers reported here are what that one-pass evaluation produced. The components map to the CSC 44800 lecture sequence: autoencoder (AI 27, 35); MiniLM embeddings (AI 33, Meetings 22-23); PyTorch implementation (AI 28, 31, 10); post-hoc TF-IDF baseline (AI 12).</w:t>
       </w:r>
     </w:p>
     <w:p>
@@ -2027,7 +2027,7 @@
           <w:sz w:val="24"/>
           <w:szCs w:val="24"/>
         </w:rPr>
-        <w:t xml:space="preserve">10-K filings span three formats relevant to this project: SGML-era plain-text (most pre-2002 filings), early HTML, and modern HTML. The parser at engine/parsing.py handles all three through a prioritized candidate list: it strips HTML when present, normalizes whitespace, and locates the most likely (start, end) boundary pair from a list led by (first Item 7 past TOC threshold, last Item 7A in document), with fallbacks for filings whose body MD&amp;A header lacks a literal "Item 7" prefix (Tyco-style incorporation by reference). Candidate (Item 7, Item 7A) pairs within 1,000 characters of each other are filtered as TOC entries; bodies under 3,000 or over 400,000 characters are rejected.</w:t>
+        <w:t xml:space="preserve">The parser at engine/parsing.py handles three filing formats (SGML-era plain-text, early HTML, modern HTML) through a prioritized candidate list of (Item 7 start, Item 7A end) boundary pairs, with fallbacks for filings whose MD&amp;A header lacks a literal "Item 7" prefix (Tyco-style incorporation by reference). Bodies under 3,000 or over 400,000 characters are rejected.</w:t>
       </w:r>
     </w:p>
     <w:p>
@@ -2085,7 +2085,7 @@
           <w:sz w:val="24"/>
           <w:szCs w:val="24"/>
         </w:rPr>
-        <w:t xml:space="preserve">I implement a small symmetric autoencoder in PyTorch at engine/autoencoder.py: 384 → 128 → 32 → 128 → 384 with ReLU activations, MSE reconstruction loss, Adam optimizer at learning rate 1e-3, batch size 16, maximum 200 epochs with early stopping (patience 20) on a 20% validation split. The 32-dimensional bottleneck is small relative to the 384-dim input by design. A lossy bottleneck forces the model to retain training-distribution structure and reconstruct out-of-distribution sentences poorly. Random seeds for numpy, torch, and Python random are all 42.</w:t>
+        <w:t xml:space="preserve">I implement a small symmetric autoencoder in PyTorch at engine/autoencoder.py: 384 → 128 → 32 → 128 → 384 with ReLU activations, MSE reconstruction loss, Adam optimizer at learning rate 1e-3, batch size 16, maximum 200 epochs with early stopping (patience 20) on a 20% validation split. The autoencoder follows the dimensionality-reduction-by-reconstruction paradigm of Hinton &amp; Salakhutdinov (2006): a bottleneck network trained to reconstruct its input forces a lossy compressed representation, and reconstruction error on out-of-distribution inputs is higher than on in-distribution inputs. The 32-dimensional bottleneck is small relative to the 384-dim input by design. Random seeds for numpy, torch, and Python random are all 42.</w:t>
       </w:r>
     </w:p>
     <w:p>
@@ -2227,7 +2227,7 @@
           <w:sz w:val="24"/>
           <w:szCs w:val="24"/>
         </w:rPr>
-        <w:t xml:space="preserve">Status of the post-hoc analyses. The TF-IDF baseline and the entity-masking ablation are post-hoc: both were added after observing the autoencoder's primary results, and the acceptance conditions for reporting them in the body (rather than the appendix) were authored at the same time. They are not confirmatory tests of a pre-registered hypothesis. Their role is diagnostic: they constrain the interpretation of the pre-registered null without changing it. The pre-registered primary result, including Enron's exclusion, is reported in Sections 7.1 and 7.2 unchanged whether or not these analyses had moved to the appendix.</w:t>
+        <w:t xml:space="preserve">Status of the post-hoc analyses. The TF-IDF baseline and the entity-masking ablation are post-hoc: both were added after observing the autoencoder's primary results, and the acceptance conditions for reporting them in the body (rather than the appendix) were authored at the same time. They are not confirmatory tests of a pre-registered hypothesis. Their role is diagnostic: they constrain the interpretation of the pre-registered null without changing it. Specifically, the TF-IDF baseline result says the autoencoder learned nothing that sentence-level vocabulary frequency did not already capture. The pre-registered primary result, including Enron's exclusion, is reported in Sections 7.1 and 7.2 unchanged whether or not these analyses had moved to the appendix.</w:t>
       </w:r>
     </w:p>
     <w:p>
@@ -6175,7 +6175,7 @@
           <w:sz w:val="24"/>
           <w:szCs w:val="24"/>
         </w:rPr>
-        <w:t xml:space="preserve">Loughran, T., &amp; McDonald, B. (2011). When is a liability not a liability? Textual analysis, dictionaries, and 10-Ks. The Journal of Finance, 66(1), 35–65.</w:t>
+        <w:t xml:space="preserve">Hinton, G. E., &amp; Salakhutdinov, R. R. (2006). Reducing the dimensionality of data with neural networks. Science, 313(5786), 504–507.</w:t>
       </w:r>
     </w:p>
     <w:p>
@@ -6189,7 +6189,7 @@
           <w:sz w:val="24"/>
           <w:szCs w:val="24"/>
         </w:rPr>
-        <w:t xml:space="preserve">Reimers, N., &amp; Gurevych, I. (2019). Sentence-BERT: Sentence embeddings using Siamese BERT-networks. Proc. EMNLP-IJCNLP 2019.</w:t>
+        <w:t xml:space="preserve">Loughran, T., &amp; McDonald, B. (2011). When is a liability not a liability? Textual analysis, dictionaries, and 10-Ks. The Journal of Finance, 66(1), 35–65.</w:t>
       </w:r>
     </w:p>
     <w:p>
@@ -6203,7 +6203,7 @@
           <w:sz w:val="24"/>
           <w:szCs w:val="24"/>
         </w:rPr>
-        <w:t xml:space="preserve">U.S. Securities and Exchange Commission. EDGAR full-text search and submissions JSON. https://www.sec.gov/edgar.</w:t>
+        <w:t xml:space="preserve">Reimers, N., &amp; Gurevych, I. (2019). Sentence-BERT: Sentence embeddings using Siamese BERT-networks. Proc. EMNLP-IJCNLP 2019.</w:t>
       </w:r>
     </w:p>
     <w:p>
@@ -6217,7 +6217,7 @@
           <w:sz w:val="24"/>
           <w:szCs w:val="24"/>
         </w:rPr>
-        <w:t xml:space="preserve">U.S. Securities and Exchange Commission. Accounting and Auditing Enforcement Releases. https://www.sec.gov/divisions/enforce/friactions.shtml.</w:t>
+        <w:t xml:space="preserve">U.S. Securities and Exchange Commission. EDGAR full-text search and submissions JSON. https://www.sec.gov/edgar.</w:t>
       </w:r>
     </w:p>
     <w:p>
@@ -6231,7 +6231,7 @@
           <w:sz w:val="24"/>
           <w:szCs w:val="24"/>
         </w:rPr>
-        <w:t xml:space="preserve">Project repository: https://github.com/ArseniiChan/canary. All code, frozen spec, deny-lists, parsed MD&amp;A index, training logs, single-pass validation outputs, post-hoc baseline outputs, figures, and the appendices (cohort overview, parsing QA, model inventory, training-quality diagnostics) are committed to the repo. Live demo: https://canary-psi.vercel.app.</w:t>
+        <w:t xml:space="preserve">U.S. Securities and Exchange Commission. Accounting and Auditing Enforcement Releases. https://www.sec.gov/divisions/enforce/friactions.shtml.</w:t>
       </w:r>
     </w:p>
     <w:sectPr>

--- a/reports/Chan_Arsenii_CSC44800_FinalReport.docx
+++ b/reports/Chan_Arsenii_CSC44800_FinalReport.docx
@@ -6231,7 +6231,7 @@
           <w:sz w:val="24"/>
           <w:szCs w:val="24"/>
         </w:rPr>
-        <w:t xml:space="preserve">U.S. Securities and Exchange Commission. Accounting and Auditing Enforcement Releases. https://www.sec.gov/divisions/enforce/friactions.shtml.</w:t>
+        <w:t xml:space="preserve">U.S. Securities and Exchange Commission. Accounting and Auditing Enforcement Releases. https://www.sec.gov/enforcement-litigation/accounting-auditing-enforcement-releases.</w:t>
       </w:r>
     </w:p>
     <w:sectPr>
